--- a/BA/Part 2_Requirements Classification-20260912/Done/Manual/FilledTemplates/Requirements_Classification_Template.docx
+++ b/BA/Part 2_Requirements Classification-20260912/Done/Manual/FilledTemplates/Requirements_Classification_Template.docx
@@ -333,7 +333,7 @@
           <w:sz w:val="28"/>
           <w:szCs w:val="28"/>
         </w:rPr>
-        <w:t>(5):</w:t>
+        <w:t>(6):</w:t>
       </w:r>
     </w:p>
     <w:p>
@@ -355,7 +355,7 @@
           <w:sz w:val="28"/>
           <w:szCs w:val="28"/>
         </w:rPr>
-        <w:t>A student should be able to register and log in with the student card number from the dean's registry import; email, password, role and group are set during sign-up.</w:t>
+        <w:t>A student should be able to register and log in with the student card number from the dean's registry import; the system checks that the number is in the registry and not yet taken, the student sets an email and password and confirms the email, and the role and group are assigned automatically from the registry.</w:t>
       </w:r>
     </w:p>
     <w:p>
@@ -377,7 +377,7 @@
           <w:sz w:val="28"/>
           <w:szCs w:val="28"/>
         </w:rPr>
-        <w:t>A student should be able to open a course and see the timetable, upcoming deadlines and grades, including a forecast of the final grade (points earned / points still available / maximum).</w:t>
+        <w:t>A student should be able to open a course and see the timetable, upcoming deadlines and grades, including a forecast of the final grade (points earned / result for the graded work so far / maximum attainable) and a "what do I need for grade X" simulator, with reminders 72, 24 and 3 hours before a deadline if the work is not yet submitted.</w:t>
       </w:r>
     </w:p>
     <w:p>
@@ -399,7 +399,7 @@
           <w:sz w:val="28"/>
           <w:szCs w:val="28"/>
         </w:rPr>
-        <w:t>A lecturer should get an automatically created channel space for every course and group, with announcement, Q&amp;A, module and lab channels supporting real-time messages, threads and file exchange.</w:t>
+        <w:t>A lecturer should get an automatically created channel space for every course and group, with announcement, general, Q&amp;A (with accepted answers), module and lab channels supporting real-time messages, threads and file exchange.</w:t>
       </w:r>
     </w:p>
     <w:p>
@@ -443,7 +443,29 @@
           <w:sz w:val="28"/>
           <w:szCs w:val="28"/>
         </w:rPr>
-        <w:t>A student should be able to request a summary, a quiz, flashcards or an answer from the AI assistant, and every answer must refer to the material it was taken from.</w:t>
+        <w:t>A student should be able to request a summary, a quiz, flashcards or an answer from the AI assistant, and every answer must refer to the material it was taken from or say that nothing was found in the course materials; the AI must follow the AI mode set by the lecturer.</w:t>
+      </w:r>
+    </w:p>
+    <w:p>
+      <w:pPr>
+        <w:pStyle w:val="NoSpacing"/>
+        <w:numPr>
+          <w:ilvl w:val="0"/>
+          <w:numId w:val="5"/>
+        </w:numPr>
+        <w:rPr>
+          <w:rFonts w:ascii="Times New Roman" w:hAnsi="Times New Roman" w:cs="Times New Roman"/>
+          <w:sz w:val="28"/>
+          <w:szCs w:val="28"/>
+        </w:rPr>
+      </w:pPr>
+      <w:r>
+        <w:rPr>
+          <w:rFonts w:ascii="Times New Roman" w:hAnsi="Times New Roman" w:cs="Times New Roman"/>
+          <w:sz w:val="28"/>
+          <w:szCs w:val="28"/>
+        </w:rPr>
+        <w:t>A lecturer should be able to see activity analytics for the group (who is falling behind, who has not logged in), and the administrator should be able to get course and student statistics for semester reports.</w:t>
       </w:r>
     </w:p>
     <w:p>
@@ -628,7 +650,7 @@
           <w:sz w:val="28"/>
           <w:szCs w:val="28"/>
         </w:rPr>
-        <w:t>Old VNS users must be moved to the new platform and shown how to use it: registry, courses and grade history imported before the pilot starts, plus short onboarding tips and help pages for the new functions.</w:t>
+        <w:t>Old VNS users must be moved to the new platform and shown how to use it: the dean's registry (CSV) imported by the administrator and courses and groups set up before the pilot starts, plus short onboarding tips and help pages for the new functions.</w:t>
       </w:r>
     </w:p>
     <w:p>
